--- a/00-首页/题组Word/第一轮·竞赛教材版/第一轮原理-2-溶液与相平衡-教师版.docx
+++ b/00-首页/题组Word/第一轮·竞赛教材版/第一轮原理-2-溶液与相平衡-教师版.docx
@@ -5580,14 +5580,14 @@
         </w:rPr>
         <w:drawing>
           <wp:inline>
-            <wp:extent cx="3240000" cy="4584609"/>
+            <wp:extent cx="3240000" cy="2645259"/>
             <wp:effectExtent b="0" l="0" r="0" t="0"/>
             <wp:docPr descr="" title="" id="18" name="Picture"/>
             <a:graphic>
               <a:graphicData uri="http://schemas.openxmlformats.org/drawingml/2006/picture">
                 <pic:pic>
                   <pic:nvPicPr>
-                    <pic:cNvPr descr="06-外部资料导入/真题/省预赛/images/2021-浙江预赛_p04.png" id="19" name="Picture"/>
+                    <pic:cNvPr descr="06-外部资料导入/真题/省预赛/裁剪图/2021-浙江预赛_q15.png" id="19" name="Picture"/>
                     <pic:cNvPicPr>
                       <a:picLocks noChangeArrowheads="1" noChangeAspect="1"/>
                     </pic:cNvPicPr>
@@ -5601,7 +5601,7 @@
                   <pic:spPr bwMode="auto">
                     <a:xfrm>
                       <a:off x="0" y="0"/>
-                      <a:ext cx="3240000" cy="4584609"/>
+                      <a:ext cx="3240000" cy="2645259"/>
                     </a:xfrm>
                     <a:prstGeom prst="rect">
                       <a:avLst/>

--- a/00-首页/题组Word/第一轮·竞赛教材版/第一轮原理-2-溶液与相平衡-教师版.docx
+++ b/00-首页/题组Word/第一轮·竞赛教材版/第一轮原理-2-溶液与相平衡-教师版.docx
@@ -10579,30 +10579,6 @@
       </w:pPr>
       <w:r>
         <w:rPr>
-          <w:rFonts w:hint="eastAsia" w:ascii="Times New Roman" w:hAnsi="Times New Roman" w:eastAsia="Times New Roman" w:cs="Times New Roman"/>
-        </w:rPr>
-        <w:t>【</w:t>
-      </w:r>
-      <w:r>
-        <w:rPr>
-          <w:rFonts w:hint="eastAsia" w:ascii="Times New Roman" w:hAnsi="Times New Roman" w:eastAsia="FangSong" w:cs="Times New Roman"/>
-        </w:rPr>
-        <w:t>例</w:t>
-      </w:r>
-      <w:r>
-        <w:rPr>
-          <w:rFonts w:ascii="Times New Roman" w:hAnsi="Times New Roman" w:eastAsia="Times New Roman" w:cs="Times New Roman"/>
-        </w:rPr>
-        <w:t xml:space="preserve"> </w:t>
-      </w:r>
-      <w:r>
-        <w:rPr>
-          <w:rFonts w:hint="eastAsia" w:ascii="Times New Roman" w:hAnsi="Times New Roman" w:eastAsia="Times New Roman" w:cs="Times New Roman"/>
-        </w:rPr>
-        <w:t>1】</w:t>
-      </w:r>
-      <w:r>
-        <w:rPr>
           <w:rFonts w:hint="eastAsia" w:ascii="Times New Roman" w:hAnsi="Times New Roman" w:eastAsia="FangSong" w:cs="Times New Roman"/>
         </w:rPr>
         <w:t>试判断下列化学反应方向</w:t>
@@ -12912,60 +12888,6 @@
           <w:rFonts w:hint="eastAsia" w:ascii="Times New Roman" w:hAnsi="Times New Roman" w:eastAsia="FangSong" w:cs="Times New Roman"/>
         </w:rPr>
         <w:t>第二分册</w:t>
-      </w:r>
-      <w:r>
-        <w:rPr>
-          <w:rFonts w:ascii="Times New Roman" w:hAnsi="Times New Roman" w:eastAsia="Times New Roman" w:cs="Times New Roman"/>
-        </w:rPr>
-        <w:t xml:space="preserve"> </w:t>
-      </w:r>
-      <w:r>
-        <w:rPr>
-          <w:rFonts w:hint="eastAsia" w:ascii="Times New Roman" w:hAnsi="Times New Roman" w:eastAsia="FangSong" w:cs="Times New Roman"/>
-        </w:rPr>
-        <w:t>曾用于</w:t>
-      </w:r>
-      <w:r>
-        <w:rPr>
-          <w:rFonts w:hint="eastAsia" w:ascii="Times New Roman" w:hAnsi="Times New Roman" w:eastAsia="Times New Roman" w:cs="Times New Roman"/>
-        </w:rPr>
-        <w:t>：04-</w:t>
-      </w:r>
-      <w:r>
-        <w:rPr>
-          <w:rFonts w:hint="eastAsia" w:ascii="Times New Roman" w:hAnsi="Times New Roman" w:eastAsia="FangSong" w:cs="Times New Roman"/>
-        </w:rPr>
-        <w:t>课件</w:t>
-      </w:r>
-      <w:r>
-        <w:rPr>
-          <w:rFonts w:hint="eastAsia" w:ascii="Times New Roman" w:hAnsi="Times New Roman" w:eastAsia="Times New Roman" w:cs="Times New Roman"/>
-        </w:rPr>
-        <w:t>/</w:t>
-      </w:r>
-      <w:r>
-        <w:rPr>
-          <w:rFonts w:hint="eastAsia" w:ascii="Times New Roman" w:hAnsi="Times New Roman" w:eastAsia="FangSong" w:cs="Times New Roman"/>
-        </w:rPr>
-        <w:t>习题集</w:t>
-      </w:r>
-      <w:r>
-        <w:rPr>
-          <w:rFonts w:hint="eastAsia" w:ascii="Times New Roman" w:hAnsi="Times New Roman" w:eastAsia="Times New Roman" w:cs="Times New Roman"/>
-        </w:rPr>
-        <w:t>/</w:t>
-      </w:r>
-      <w:r>
-        <w:rPr>
-          <w:rFonts w:hint="eastAsia" w:ascii="Times New Roman" w:hAnsi="Times New Roman" w:eastAsia="FangSong" w:cs="Times New Roman"/>
-        </w:rPr>
-        <w:t>化学原理阶段测试卷</w:t>
-      </w:r>
-      <w:r>
-        <w:rPr>
-          <w:rFonts w:hint="eastAsia" w:ascii="Times New Roman" w:hAnsi="Times New Roman" w:eastAsia="Times New Roman" w:cs="Times New Roman"/>
-        </w:rPr>
-        <w:t>II</w:t>
       </w:r>
     </w:p>
     <w:p>
@@ -15269,60 +15191,6 @@
           <w:rFonts w:hint="eastAsia" w:ascii="Times New Roman" w:hAnsi="Times New Roman" w:eastAsia="FangSong" w:cs="Times New Roman"/>
         </w:rPr>
         <w:t>第二分册</w:t>
-      </w:r>
-      <w:r>
-        <w:rPr>
-          <w:rFonts w:ascii="Times New Roman" w:hAnsi="Times New Roman" w:eastAsia="Times New Roman" w:cs="Times New Roman"/>
-        </w:rPr>
-        <w:t xml:space="preserve"> </w:t>
-      </w:r>
-      <w:r>
-        <w:rPr>
-          <w:rFonts w:hint="eastAsia" w:ascii="Times New Roman" w:hAnsi="Times New Roman" w:eastAsia="FangSong" w:cs="Times New Roman"/>
-        </w:rPr>
-        <w:t>曾用于</w:t>
-      </w:r>
-      <w:r>
-        <w:rPr>
-          <w:rFonts w:hint="eastAsia" w:ascii="Times New Roman" w:hAnsi="Times New Roman" w:eastAsia="Times New Roman" w:cs="Times New Roman"/>
-        </w:rPr>
-        <w:t>：04-</w:t>
-      </w:r>
-      <w:r>
-        <w:rPr>
-          <w:rFonts w:hint="eastAsia" w:ascii="Times New Roman" w:hAnsi="Times New Roman" w:eastAsia="FangSong" w:cs="Times New Roman"/>
-        </w:rPr>
-        <w:t>课件</w:t>
-      </w:r>
-      <w:r>
-        <w:rPr>
-          <w:rFonts w:hint="eastAsia" w:ascii="Times New Roman" w:hAnsi="Times New Roman" w:eastAsia="Times New Roman" w:cs="Times New Roman"/>
-        </w:rPr>
-        <w:t>/</w:t>
-      </w:r>
-      <w:r>
-        <w:rPr>
-          <w:rFonts w:hint="eastAsia" w:ascii="Times New Roman" w:hAnsi="Times New Roman" w:eastAsia="FangSong" w:cs="Times New Roman"/>
-        </w:rPr>
-        <w:t>习题集</w:t>
-      </w:r>
-      <w:r>
-        <w:rPr>
-          <w:rFonts w:hint="eastAsia" w:ascii="Times New Roman" w:hAnsi="Times New Roman" w:eastAsia="Times New Roman" w:cs="Times New Roman"/>
-        </w:rPr>
-        <w:t>/</w:t>
-      </w:r>
-      <w:r>
-        <w:rPr>
-          <w:rFonts w:hint="eastAsia" w:ascii="Times New Roman" w:hAnsi="Times New Roman" w:eastAsia="FangSong" w:cs="Times New Roman"/>
-        </w:rPr>
-        <w:t>化学原理阶段测试卷</w:t>
-      </w:r>
-      <w:r>
-        <w:rPr>
-          <w:rFonts w:hint="eastAsia" w:ascii="Times New Roman" w:hAnsi="Times New Roman" w:eastAsia="Times New Roman" w:cs="Times New Roman"/>
-        </w:rPr>
-        <w:t>II</w:t>
       </w:r>
     </w:p>
     <w:p>
@@ -42318,27 +42186,9 @@
       </w:pPr>
       <w:r>
         <w:rPr>
-          <w:rFonts w:hint="eastAsia" w:ascii="Times New Roman" w:hAnsi="Times New Roman" w:eastAsia="Times New Roman" w:cs="Times New Roman"/>
-        </w:rPr>
-        <w:t>【</w:t>
-      </w:r>
-      <w:r>
-        <w:rPr>
-          <w:rFonts w:hint="eastAsia" w:ascii="Times New Roman" w:hAnsi="Times New Roman" w:eastAsia="FangSong" w:cs="Times New Roman"/>
-        </w:rPr>
-        <w:t>例</w:t>
-      </w:r>
-      <w:r>
-        <w:rPr>
-          <w:rFonts w:hint="eastAsia" w:ascii="Times New Roman" w:hAnsi="Times New Roman" w:eastAsia="Times New Roman" w:cs="Times New Roman"/>
-        </w:rPr>
-        <w:t>2】</w:t>
-      </w:r>
-      <w:r>
-        <w:rPr>
-          <w:rFonts w:hint="eastAsia" w:ascii="Times New Roman" w:hAnsi="Times New Roman" w:eastAsia="FangSong" w:cs="Times New Roman"/>
-        </w:rPr>
-        <w:t>计算</w:t>
+          <w:rFonts w:hint="eastAsia" w:ascii="Times New Roman" w:hAnsi="Times New Roman" w:eastAsia="FangSong" w:cs="Times New Roman"/>
+        </w:rPr>
+        <w:t xml:space="preserve">计算</w:t>
       </w:r>
       <w:r>
         <w:rPr>
@@ -51317,84 +51167,6 @@
     <w:p>
       <w:pPr>
         <w:pStyle w:val="FirstParagraph"/>
-      </w:pPr>
-      <w:r>
-        <w:rPr>
-          <w:rFonts w:ascii="Times New Roman" w:hAnsi="Times New Roman" w:eastAsia="Times New Roman" w:cs="Times New Roman"/>
-        </w:rPr>
-        <w:t xml:space="preserve">📌 </w:t>
-      </w:r>
-      <w:r>
-        <w:rPr>
-          <w:rFonts w:hint="eastAsia" w:ascii="Times New Roman" w:hAnsi="Times New Roman" w:eastAsia="FangSong" w:cs="Times New Roman"/>
-        </w:rPr>
-        <w:t>图片待补</w:t>
-      </w:r>
-      <w:r>
-        <w:rPr>
-          <w:rFonts w:hint="eastAsia" w:ascii="Times New Roman" w:hAnsi="Times New Roman" w:eastAsia="Times New Roman" w:cs="Times New Roman"/>
-        </w:rPr>
-        <w:t>：NaCl-H</w:t>
-      </w:r>
-      <w:r>
-        <w:rPr>
-          <w:rFonts w:hint="eastAsia" w:ascii="Times New Roman" w:hAnsi="Times New Roman" w:eastAsia="Times New Roman" w:cs="Times New Roman"/>
-          <w:vertAlign w:val="subscript"/>
-        </w:rPr>
-        <w:t>2</w:t>
-      </w:r>
-      <w:r>
-        <w:rPr>
-          <w:rFonts w:hint="eastAsia" w:ascii="Times New Roman" w:hAnsi="Times New Roman" w:eastAsia="Times New Roman" w:cs="Times New Roman"/>
-        </w:rPr>
-        <w:t>O</w:t>
-      </w:r>
-      <w:r>
-        <w:rPr>
-          <w:rFonts w:ascii="Times New Roman" w:hAnsi="Times New Roman" w:eastAsia="Times New Roman" w:cs="Times New Roman"/>
-        </w:rPr>
-        <w:t xml:space="preserve"> </w:t>
-      </w:r>
-      <w:r>
-        <w:rPr>
-          <w:rFonts w:hint="eastAsia" w:ascii="Times New Roman" w:hAnsi="Times New Roman" w:eastAsia="FangSong" w:cs="Times New Roman"/>
-        </w:rPr>
-        <w:t>低温区相图</w:t>
-      </w:r>
-      <w:r>
-        <w:rPr>
-          <w:rFonts w:hint="eastAsia" w:ascii="Times New Roman" w:hAnsi="Times New Roman" w:eastAsia="Times New Roman" w:cs="Times New Roman"/>
-        </w:rPr>
-        <w:t>（</w:t>
-      </w:r>
-      <w:r>
-        <w:rPr>
-          <w:rFonts w:hint="eastAsia" w:ascii="Times New Roman" w:hAnsi="Times New Roman" w:eastAsia="FangSong" w:cs="Times New Roman"/>
-        </w:rPr>
-        <w:t>原错配通用</w:t>
-      </w:r>
-      <w:r>
-        <w:rPr>
-          <w:rFonts w:ascii="Times New Roman" w:hAnsi="Times New Roman" w:eastAsia="Times New Roman" w:cs="Times New Roman"/>
-        </w:rPr>
-        <w:t xml:space="preserve"> water-phase-diagram.png </w:t>
-      </w:r>
-      <w:r>
-        <w:rPr>
-          <w:rFonts w:hint="eastAsia" w:ascii="Times New Roman" w:hAnsi="Times New Roman" w:eastAsia="FangSong" w:cs="Times New Roman"/>
-        </w:rPr>
-        <w:t>已删除</w:t>
-      </w:r>
-      <w:r>
-        <w:rPr>
-          <w:rFonts w:hint="eastAsia" w:ascii="Times New Roman" w:hAnsi="Times New Roman" w:eastAsia="Times New Roman" w:cs="Times New Roman"/>
-        </w:rPr>
-        <w:t>）</w:t>
-      </w:r>
-    </w:p>
-    <w:p>
-      <w:pPr>
-        <w:pStyle w:val="BodyText"/>
       </w:pPr>
       <w:r>
         <w:rPr>
